--- a/docs/Walkthrough.docx
+++ b/docs/Walkthrough.docx
@@ -877,7 +877,7 @@
           </w:tcPr>
           <w:p>
             <w:r>
-              <w:t>1</w:t>
+              <w:t>9</w:t>
             </w:r>
           </w:p>
         </w:tc>
@@ -887,7 +887,7 @@
           </w:tcPr>
           <w:p>
             <w:r>
-              <w:t>0.307</w:t>
+              <w:t>0.401  [0.376 – 0.415]</w:t>
             </w:r>
           </w:p>
         </w:tc>
@@ -897,7 +897,7 @@
           </w:tcPr>
           <w:p>
             <w:r>
-              <w:t>0.429</w:t>
+              <w:t>0.417  [0.391 – 0.440]</w:t>
             </w:r>
           </w:p>
         </w:tc>
@@ -907,7 +907,7 @@
           </w:tcPr>
           <w:p>
             <w:r>
-              <w:t>0.006</w:t>
+              <w:t>0.003  [0.002 – 0.003]</w:t>
             </w:r>
           </w:p>
         </w:tc>
@@ -917,7 +917,7 @@
           </w:tcPr>
           <w:p>
             <w:r>
-              <w:t>0.806</w:t>
+              <w:t>0.919  [0.850 – 0.944]</w:t>
             </w:r>
           </w:p>
         </w:tc>
@@ -927,7 +927,7 @@
           </w:tcPr>
           <w:p>
             <w:r>
-              <w:t>0.004</w:t>
+              <w:t>0.004  [0.004 – 0.004]</w:t>
             </w:r>
           </w:p>
         </w:tc>
@@ -1197,7 +1197,7 @@
           </w:tcPr>
           <w:p>
             <w:r>
-              <w:t>1</w:t>
+              <w:t>9</w:t>
             </w:r>
           </w:p>
         </w:tc>
@@ -1207,7 +1207,7 @@
           </w:tcPr>
           <w:p>
             <w:r>
-              <w:t>-0.035</w:t>
+              <w:t>0.100  [0.044 – 0.126]</w:t>
             </w:r>
           </w:p>
         </w:tc>
@@ -1217,7 +1217,7 @@
           </w:tcPr>
           <w:p>
             <w:r>
-              <w:t>0.000</w:t>
+              <w:t>0.000  [0.000 – 0.000]</w:t>
             </w:r>
           </w:p>
         </w:tc>
@@ -1677,7 +1677,7 @@
     </w:p>
     <w:p>
       <w:r>
-        <w:t>Run artifacts aggregated in this document: 34 run directories under runs/.</w:t>
+        <w:t>Run artifacts aggregated in this document: 42 run directories under runs/.</w:t>
       </w:r>
     </w:p>
     <w:sectPr>

--- a/docs/Walkthrough.docx
+++ b/docs/Walkthrough.docx
@@ -589,7 +589,7 @@
           </w:tcPr>
           <w:p>
             <w:r>
-              <w:t>1</w:t>
+              <w:t>20</w:t>
             </w:r>
           </w:p>
         </w:tc>
@@ -599,7 +599,7 @@
           </w:tcPr>
           <w:p>
             <w:r>
-              <w:t>0.965</w:t>
+              <w:t>0.985  [0.967 – 0.998]</w:t>
             </w:r>
           </w:p>
         </w:tc>
@@ -609,7 +609,7 @@
           </w:tcPr>
           <w:p>
             <w:r>
-              <w:t>0.944</w:t>
+              <w:t>0.961  [0.702 – 0.991]</w:t>
             </w:r>
           </w:p>
         </w:tc>
@@ -619,7 +619,7 @@
           </w:tcPr>
           <w:p>
             <w:r>
-              <w:t>0.001</w:t>
+              <w:t>0.000  [0.000 – 0.000]</w:t>
             </w:r>
           </w:p>
         </w:tc>
@@ -629,7 +629,7 @@
           </w:tcPr>
           <w:p>
             <w:r>
-              <w:t>0.978</w:t>
+              <w:t>0.965  [0.807 – 0.997]</w:t>
             </w:r>
           </w:p>
         </w:tc>
@@ -639,7 +639,7 @@
           </w:tcPr>
           <w:p>
             <w:r>
-              <w:t>0.007</w:t>
+              <w:t>0.004  [0.004 – 0.004]</w:t>
             </w:r>
           </w:p>
         </w:tc>
@@ -661,7 +661,7 @@
           </w:tcPr>
           <w:p>
             <w:r>
-              <w:t>3</w:t>
+              <w:t>20</w:t>
             </w:r>
           </w:p>
         </w:tc>
@@ -671,7 +671,7 @@
           </w:tcPr>
           <w:p>
             <w:r>
-              <w:t>0.947  [0.945 – 0.962]</w:t>
+              <w:t>0.948  [0.922 – 0.955]</w:t>
             </w:r>
           </w:p>
         </w:tc>
@@ -681,7 +681,7 @@
           </w:tcPr>
           <w:p>
             <w:r>
-              <w:t>0.938  [0.935 – 0.956]</w:t>
+              <w:t>0.940  [0.926 – 0.948]</w:t>
             </w:r>
           </w:p>
         </w:tc>
@@ -691,7 +691,7 @@
           </w:tcPr>
           <w:p>
             <w:r>
-              <w:t>0.001  [0.001 – 0.002]</w:t>
+              <w:t>0.001  [0.000 – 0.002]</w:t>
             </w:r>
           </w:p>
         </w:tc>
@@ -701,7 +701,7 @@
           </w:tcPr>
           <w:p>
             <w:r>
-              <w:t>0.939  [0.923 – 0.950]</w:t>
+              <w:t>0.929  [0.915 – 0.941]</w:t>
             </w:r>
           </w:p>
         </w:tc>
@@ -743,7 +743,7 @@
           </w:tcPr>
           <w:p>
             <w:r>
-              <w:t>0.867  [0.824 – 0.904]</w:t>
+              <w:t>0.878  [0.849 – 0.937]</w:t>
             </w:r>
           </w:p>
         </w:tc>
@@ -753,7 +753,7 @@
           </w:tcPr>
           <w:p>
             <w:r>
-              <w:t>0.559  [0.170 – 0.667]</w:t>
+              <w:t>0.620  [0.189 – 0.761]</w:t>
             </w:r>
           </w:p>
         </w:tc>
@@ -773,7 +773,7 @@
           </w:tcPr>
           <w:p>
             <w:r>
-              <w:t>0.363  [0.066 – 0.846]</w:t>
+              <w:t>0.359  [0.066 – 0.880]</w:t>
             </w:r>
           </w:p>
         </w:tc>
@@ -805,7 +805,7 @@
           </w:tcPr>
           <w:p>
             <w:r>
-              <w:t>9</w:t>
+              <w:t>20</w:t>
             </w:r>
           </w:p>
         </w:tc>
@@ -815,7 +815,7 @@
           </w:tcPr>
           <w:p>
             <w:r>
-              <w:t>0.987  [0.976 – 0.996]</w:t>
+              <w:t>0.977  [0.849 – 0.998]</w:t>
             </w:r>
           </w:p>
         </w:tc>
@@ -825,7 +825,7 @@
           </w:tcPr>
           <w:p>
             <w:r>
-              <w:t>0.677  [0.489 – 0.914]</w:t>
+              <w:t>0.496  [0.269 – 0.731]</w:t>
             </w:r>
           </w:p>
         </w:tc>
@@ -845,7 +845,7 @@
           </w:tcPr>
           <w:p>
             <w:r>
-              <w:t>0.708  [0.383 – 0.987]</w:t>
+              <w:t>0.581  [0.371 – 0.867]</w:t>
             </w:r>
           </w:p>
         </w:tc>
@@ -877,7 +877,7 @@
           </w:tcPr>
           <w:p>
             <w:r>
-              <w:t>9</w:t>
+              <w:t>20</w:t>
             </w:r>
           </w:p>
         </w:tc>
@@ -887,7 +887,7 @@
           </w:tcPr>
           <w:p>
             <w:r>
-              <w:t>0.401  [0.376 – 0.415]</w:t>
+              <w:t>0.376  [0.302 – 0.457]</w:t>
             </w:r>
           </w:p>
         </w:tc>
@@ -897,7 +897,7 @@
           </w:tcPr>
           <w:p>
             <w:r>
-              <w:t>0.417  [0.391 – 0.440]</w:t>
+              <w:t>0.404  [0.335 – 0.472]</w:t>
             </w:r>
           </w:p>
         </w:tc>
@@ -907,7 +907,7 @@
           </w:tcPr>
           <w:p>
             <w:r>
-              <w:t>0.003  [0.002 – 0.003]</w:t>
+              <w:t>0.003  [0.002 – 0.004]</w:t>
             </w:r>
           </w:p>
         </w:tc>
@@ -917,7 +917,7 @@
           </w:tcPr>
           <w:p>
             <w:r>
-              <w:t>0.919  [0.850 – 0.944]</w:t>
+              <w:t>0.903  [0.828 – 0.942]</w:t>
             </w:r>
           </w:p>
         </w:tc>
@@ -1029,7 +1029,7 @@
           </w:tcPr>
           <w:p>
             <w:r>
-              <w:t>1</w:t>
+              <w:t>20</w:t>
             </w:r>
           </w:p>
         </w:tc>
@@ -1039,7 +1039,7 @@
           </w:tcPr>
           <w:p>
             <w:r>
-              <w:t>-0.012</w:t>
+              <w:t>0.000  [0.000 – 0.009]</w:t>
             </w:r>
           </w:p>
         </w:tc>
@@ -1049,7 +1049,7 @@
           </w:tcPr>
           <w:p>
             <w:r>
-              <w:t>20684.328</w:t>
+              <w:t>0.000  [0.000 – 0.000]</w:t>
             </w:r>
           </w:p>
         </w:tc>
@@ -1071,7 +1071,7 @@
           </w:tcPr>
           <w:p>
             <w:r>
-              <w:t>3</w:t>
+              <w:t>20</w:t>
             </w:r>
           </w:p>
         </w:tc>
@@ -1081,7 +1081,7 @@
           </w:tcPr>
           <w:p>
             <w:r>
-              <w:t>0.006  [0.003 – 0.032]</w:t>
+              <w:t>0.000  [0.000 – 0.005]</w:t>
             </w:r>
           </w:p>
         </w:tc>
@@ -1091,7 +1091,7 @@
           </w:tcPr>
           <w:p>
             <w:r>
-              <w:t>88.889  [44.444 – 155.556]</w:t>
+              <w:t>0.000  [0.000 – 0.000]</w:t>
             </w:r>
           </w:p>
         </w:tc>
@@ -1123,7 +1123,7 @@
           </w:tcPr>
           <w:p>
             <w:r>
-              <w:t>0.008  [0.000 – 0.051]</w:t>
+              <w:t>0.007  [0.000 – 0.023]</w:t>
             </w:r>
           </w:p>
         </w:tc>
@@ -1133,7 +1133,7 @@
           </w:tcPr>
           <w:p>
             <w:r>
-              <w:t>49.161  [3.484 – 352.649]</w:t>
+              <w:t>60.650  [3.484 – 263.348]</w:t>
             </w:r>
           </w:p>
         </w:tc>
@@ -1155,7 +1155,7 @@
           </w:tcPr>
           <w:p>
             <w:r>
-              <w:t>9</w:t>
+              <w:t>20</w:t>
             </w:r>
           </w:p>
         </w:tc>
@@ -1165,7 +1165,7 @@
           </w:tcPr>
           <w:p>
             <w:r>
-              <w:t>0.018  [0.007 – 0.067]</w:t>
+              <w:t>0.015  [-0.001 – 0.058]</w:t>
             </w:r>
           </w:p>
         </w:tc>
@@ -1175,7 +1175,7 @@
           </w:tcPr>
           <w:p>
             <w:r>
-              <w:t>0.000  [0.000 – 0.000]</w:t>
+              <w:t>0.000  [0.000 – 141.096]</w:t>
             </w:r>
           </w:p>
         </w:tc>
@@ -1197,7 +1197,7 @@
           </w:tcPr>
           <w:p>
             <w:r>
-              <w:t>9</w:t>
+              <w:t>20</w:t>
             </w:r>
           </w:p>
         </w:tc>
@@ -1207,7 +1207,7 @@
           </w:tcPr>
           <w:p>
             <w:r>
-              <w:t>0.100  [0.044 – 0.126]</w:t>
+              <w:t>0.067  [0.029 – 0.093]</w:t>
             </w:r>
           </w:p>
         </w:tc>
@@ -1217,7 +1217,7 @@
           </w:tcPr>
           <w:p>
             <w:r>
-              <w:t>0.000  [0.000 – 0.000]</w:t>
+              <w:t>0.000  [0.000 – 31.304]</w:t>
             </w:r>
           </w:p>
         </w:tc>
@@ -1387,7 +1387,7 @@
           </w:tcPr>
           <w:p>
             <w:r>
-              <w:t>0.553</w:t>
+              <w:t>0.531</w:t>
             </w:r>
           </w:p>
         </w:tc>
@@ -1397,7 +1397,7 @@
           </w:tcPr>
           <w:p>
             <w:r>
-              <w:t>0.975 (FPR 0.4936%)</w:t>
+              <w:t>0.983 (FPR 0.4802%)</w:t>
             </w:r>
           </w:p>
         </w:tc>
@@ -1407,7 +1407,7 @@
           </w:tcPr>
           <w:p>
             <w:r>
-              <w:t>0.002</w:t>
+              <w:t>0.246</w:t>
             </w:r>
           </w:p>
         </w:tc>
@@ -1439,7 +1439,7 @@
           </w:tcPr>
           <w:p>
             <w:r>
-              <w:t>0.822</w:t>
+              <w:t>0.778</w:t>
             </w:r>
           </w:p>
         </w:tc>
@@ -1459,7 +1459,7 @@
           </w:tcPr>
           <w:p>
             <w:r>
-              <w:t>0.600</w:t>
+              <w:t>0.668</w:t>
             </w:r>
           </w:p>
         </w:tc>
@@ -1491,7 +1491,7 @@
           </w:tcPr>
           <w:p>
             <w:r>
-              <w:t>0.613</w:t>
+              <w:t>0.636</w:t>
             </w:r>
           </w:p>
         </w:tc>
@@ -1501,7 +1501,7 @@
           </w:tcPr>
           <w:p>
             <w:r>
-              <w:t>0.602 (FPR 0.5597%)</w:t>
+              <w:t>0.623 (FPR 0.4977%)</w:t>
             </w:r>
           </w:p>
         </w:tc>
@@ -1511,7 +1511,7 @@
           </w:tcPr>
           <w:p>
             <w:r>
-              <w:t>0.981</w:t>
+              <w:t>0.979</w:t>
             </w:r>
           </w:p>
         </w:tc>
@@ -1543,7 +1543,7 @@
           </w:tcPr>
           <w:p>
             <w:r>
-              <w:t>0.031</w:t>
+              <w:t>0.034</w:t>
             </w:r>
           </w:p>
         </w:tc>
@@ -1553,7 +1553,7 @@
           </w:tcPr>
           <w:p>
             <w:r>
-              <w:t>0.018 (FPR 0.4563%)</w:t>
+              <w:t>0.055 (FPR 0.4563%)</w:t>
             </w:r>
           </w:p>
         </w:tc>
@@ -1677,7 +1677,7 @@
     </w:p>
     <w:p>
       <w:r>
-        <w:t>Run artifacts aggregated in this document: 42 run directories under runs/.</w:t>
+        <w:t>Run artifacts aggregated in this document: 100 run directories under runs/.</w:t>
       </w:r>
     </w:p>
     <w:sectPr>
